--- a/تقرير_التحسينات.docx
+++ b/تقرير_التحسينات.docx
@@ -468,7 +468,41 @@
           <w:szCs w:val="30"/>
           <w:rtl/>
         </w:rPr>
-        <w:t xml:space="preserve">1-1 المنهج والسياسة المحسومة مسبقًا</w:t>
+        <w:t xml:space="preserve">1-1 المنهج: تحليل استكشافي بعدي لعتبات التصعيد</w:t>
+      </w:r>
+    </w:p>
+    <w:p>
+      <w:pPr>
+        <w:bidi/>
+        <w:spacing w:after="60" w:line="330"/>
+        <w:jc w:val="both"/>
+      </w:pPr>
+      <w:r>
+        <w:rPr>
+          <w:rFonts w:ascii="Times New Roman" w:cs="Traditional Arabic" w:eastAsia="Times New Roman" w:hAnsi="Times New Roman"/>
+          <w:b/>
+          <w:bCs/>
+          <w:i/>
+          <w:iCs/>
+          <w:color w:val="333333"/>
+          <w:sz w:val="28"/>
+          <w:szCs w:val="28"/>
+          <w:rtl/>
+        </w:rPr>
+        <w:t xml:space="preserve">التصنيف المنهجي:</w:t>
+      </w:r>
+      <w:r>
+        <w:rPr>
+          <w:rFonts w:ascii="Times New Roman" w:cs="Traditional Arabic" w:eastAsia="Times New Roman" w:hAnsi="Times New Roman"/>
+          <w:b w:val="false"/>
+          <w:i/>
+          <w:iCs/>
+          <w:color w:val="333333"/>
+          <w:sz w:val="28"/>
+          <w:szCs w:val="28"/>
+          <w:rtl/>
+        </w:rPr>
+        <w:t xml:space="preserve"> هذا تحليل استكشافي بعدي على مجموعة الاختبار ذاتها؛ العتبات فُحصت بعد ظهور نتائج التقييم، وهو ليس تحققًا مستقلًا ولا سياسة جاهزة للنشر، ولا يدخل البحث الأساسي — يبقى في تقرير التحسينات والمستودع فقط.</w:t>
       </w:r>
     </w:p>
     <w:p>
